--- a/docs/Software_Test_Plan.docx
+++ b/docs/Software_Test_Plan.docx
@@ -102,7 +102,7 @@
           <w:sz w:val="22"/>
           <w:szCs w:val="22"/>
         </w:rPr>
-        <w:t xml:space="preserve">Version: 1.0  |  Date: 30 June 2026</w:t>
+        <w:t xml:space="preserve">Version: 1.1  |  Date: 11 August 2026</w:t>
       </w:r>
     </w:p>
     <w:p>
@@ -163,7 +163,7 @@
         <w:spacing w:after="160"/>
       </w:pPr>
       <w:r>
-        <w:t xml:space="preserve">A single-user WinForms desktop application (C#, .NET Framework, SQLite via Dapper) used to create, print, and permanently record truck loading slips for a quarry/logistics operation. Full functional and architectural detail is documented separately in the System Design Document and Technical Design Reference; this Test Plan assumes that context rather than repeating it.</w:t>
+        <w:t xml:space="preserve">A single-user WinForms desktop application (C#, .NET Framework, SQLite accessed directly through System.Data.SQLite) used to create, print, and permanently record truck loading slips for a quarry/logistics operation. Full functional and architectural detail is documented separately in the System Design Document and Technical Design Reference; this Test Plan assumes that context rather than repeating it.</w:t>
       </w:r>
     </w:p>
     <w:p>
@@ -1977,20 +1977,20 @@
         <w:spacing w:after="80"/>
       </w:pPr>
       <w:r>
-        <w:t xml:space="preserve">Test Case Matrix (Test_Case_Matrix.xlsx) — 40 test cases across 10 functional modules, each tagged with the test design technique used and a priority level.</w:t>
-      </w:r>
-    </w:p>
-    <w:p>
-      <w:pPr>
-        <w:pStyle w:val="ListParagraph"/>
-        <w:numPr>
-          <w:ilvl w:val="0"/>
-          <w:numId w:val="2"/>
-        </w:numPr>
-        <w:spacing w:after="80"/>
-      </w:pPr>
-      <w:r>
-        <w:t xml:space="preserve">Defect Log (Defect_Log.xlsx) — 12 logged defects spanning three code review rounds and one user acceptance testing round, with severity, priority, root cause, and resolution recorded for each.</w:t>
+        <w:t xml:space="preserve">Test Case Matrix (Test_Case_Matrix.xlsx) — 48 test cases across 11 functional modules, each tagged with the test design technique used and a priority level.</w:t>
+      </w:r>
+    </w:p>
+    <w:p>
+      <w:pPr>
+        <w:pStyle w:val="ListParagraph"/>
+        <w:numPr>
+          <w:ilvl w:val="0"/>
+          <w:numId w:val="2"/>
+        </w:numPr>
+        <w:spacing w:after="80"/>
+      </w:pPr>
+      <w:r>
+        <w:t xml:space="preserve">Defect Log (Defect_Log.xlsx) — 32 logged defects spanning five code review rounds and three user acceptance testing rounds, with severity, priority, root cause, and resolution recorded for each.</w:t>
       </w:r>
     </w:p>
     <w:p>
@@ -2011,33 +2011,33 @@
         <w:spacing w:after="80"/>
       </w:pPr>
       <w:r>
-        <w:t xml:space="preserve">10 of 12 logged defects are Fixed; 2 remain Open (both Low severity / Low priority — see Defect Log DEF-008 and DEF-012 — neither blocks operational use).</w:t>
-      </w:r>
-    </w:p>
-    <w:p>
-      <w:pPr>
-        <w:pStyle w:val="ListParagraph"/>
-        <w:numPr>
-          <w:ilvl w:val="0"/>
-          <w:numId w:val="2"/>
-        </w:numPr>
-        <w:spacing w:after="80"/>
-      </w:pPr>
-      <w:r>
-        <w:t xml:space="preserve">All Critical and High severity defects found to date have been fixed and are pending final regression re-verification using the Test Case Matrix.</w:t>
-      </w:r>
-    </w:p>
-    <w:p>
-      <w:pPr>
-        <w:pStyle w:val="ListParagraph"/>
-        <w:numPr>
-          <w:ilvl w:val="0"/>
-          <w:numId w:val="2"/>
-        </w:numPr>
-        <w:spacing w:after="80"/>
-      </w:pPr>
-      <w:r>
-        <w:t xml:space="preserve">Test cases covering the most recent UAT-discovered fixes (void dialog layout, Customize Slips instructions, read-only History grid) are written and ready, but have not yet been formally re-executed and marked Pass/Fail — this is the immediate next step.</w:t>
+        <w:t xml:space="preserve">30 of 32 logged defects are Fixed; 2 remain Open — DEF-021, a Low severity schema note, and DEF-030, which records that a field's lookup list does not follow a rename. Both were deferred by the project owner as non-blocking rather than left unresolved.</w:t>
+      </w:r>
+    </w:p>
+    <w:p>
+      <w:pPr>
+        <w:pStyle w:val="ListParagraph"/>
+        <w:numPr>
+          <w:ilvl w:val="0"/>
+          <w:numId w:val="2"/>
+        </w:numPr>
+        <w:spacing w:after="80"/>
+      </w:pPr>
+      <w:r>
+        <w:t xml:space="preserve">All Critical and High severity defects found to date have been fixed and re-verified against the Test Case Matrix.</w:t>
+      </w:r>
+    </w:p>
+    <w:p>
+      <w:pPr>
+        <w:pStyle w:val="ListParagraph"/>
+        <w:numPr>
+          <w:ilvl w:val="0"/>
+          <w:numId w:val="2"/>
+        </w:numPr>
+        <w:spacing w:after="80"/>
+      </w:pPr>
+      <w:r>
+        <w:t xml:space="preserve">The Test Case Matrix has since been executed end-to-end against the current build: all 48 cases are recorded Pass, each with its Actual Result, Tester, and Date. The final two defects, DEF-031 and DEF-032, were surfaced by that run and were fixed and re-verified within it.</w:t>
       </w:r>
     </w:p>
     <w:tbl>
@@ -2095,7 +2095,7 @@
                 <w:sz w:val="22"/>
                 <w:szCs w:val="22"/>
               </w:rPr>
-              <w:t xml:space="preserve">Execute the Test Case Matrix end-to-end against the current build, recording Pass/Fail, Actual Result, Tester, and Date for every row. Any case that fails becomes a new Defect Log entry, closing the loop between planning, testing, and defect tracking that this document describes.</w:t>
+              <w:t xml:space="preserve">With the matrix fully executed, the loop between planning, testing, and defect tracking that this document describes is closed for this round. What remains is deliberately deferred: DEF-030, reassigning a field's lookup list after a rename, and thermal printer testing, which cannot begin until the hardware is purchased. Any change made from here re-runs the affected Test Case Matrix rows, and any failure becomes a new Defect Log entry.</w:t>
             </w:r>
           </w:p>
         </w:tc>

--- a/docs/Software_Test_Plan.docx
+++ b/docs/Software_Test_Plan.docx
@@ -1977,7 +1977,7 @@
         <w:spacing w:after="80"/>
       </w:pPr>
       <w:r>
-        <w:t xml:space="preserve">Test Case Matrix (Test_Case_Matrix.xlsx) — 48 test cases across 11 functional modules, each tagged with the test design technique used and a priority level.</w:t>
+        <w:t xml:space="preserve">Test Case Matrix (Test_Case_Matrix.xlsx) — 52 test cases across 12 functional modules, each tagged with the test design technique used and a priority level.</w:t>
       </w:r>
     </w:p>
     <w:p>
@@ -2011,7 +2011,7 @@
         <w:spacing w:after="80"/>
       </w:pPr>
       <w:r>
-        <w:t xml:space="preserve">30 of 32 logged defects are Fixed; 2 remain Open — DEF-021, a Low severity schema note, and DEF-030, which records that a field's lookup list does not follow a rename. Both were deferred by the project owner as non-blocking rather than left unresolved.</w:t>
+        <w:t xml:space="preserve">31 of 32 logged defects are Fixed; 1 remains Open — DEF-021, a Low severity note about calibration keys left orphaned in GlobalSettings by an earlier refactor, deferred by the project owner as non-blocking.</w:t>
       </w:r>
     </w:p>
     <w:p>
@@ -2037,7 +2037,7 @@
         <w:spacing w:after="80"/>
       </w:pPr>
       <w:r>
-        <w:t xml:space="preserve">The Test Case Matrix has since been executed end-to-end against the current build: all 48 cases are recorded Pass, each with its Actual Result, Tester, and Date. The final two defects, DEF-031 and DEF-032, were surfaced by that run and were fixed and re-verified within it.</w:t>
+        <w:t xml:space="preserve">The Test Case Matrix has since been executed end-to-end: 48 of the 52 cases are recorded Pass, each with its Actual Result, Tester, and Date. DEF-031 and DEF-032 were surfaced by that run and were fixed and re-verified within it. The remaining four cases, TC-049 to TC-052, cover the reworked suggestion lists that closed DEF-030 and are written but not yet executed against this build.</w:t>
       </w:r>
     </w:p>
     <w:tbl>
@@ -2095,7 +2095,7 @@
                 <w:sz w:val="22"/>
                 <w:szCs w:val="22"/>
               </w:rPr>
-              <w:t xml:space="preserve">With the matrix fully executed, the loop between planning, testing, and defect tracking that this document describes is closed for this round. What remains is deliberately deferred: DEF-030, reassigning a field's lookup list after a rename, and thermal printer testing, which cannot begin until the hardware is purchased. Any change made from here re-runs the affected Test Case Matrix rows, and any failure becomes a new Defect Log entry.</w:t>
+              <w:t xml:space="preserve">Execute TC-049 to TC-052 against the current build, which closes out DEF-030 and completes the loop between planning, testing, and defect tracking that this document describes. Beyond that, what remains is deliberately deferred: DEF-021, and thermal printer testing, which cannot begin until the hardware is purchased. Any change made from here re-runs the affected Test Case Matrix rows, and any failure becomes a new Defect Log entry.</w:t>
             </w:r>
           </w:p>
         </w:tc>

--- a/docs/Software_Test_Plan.docx
+++ b/docs/Software_Test_Plan.docx
@@ -2037,7 +2037,7 @@
         <w:spacing w:after="80"/>
       </w:pPr>
       <w:r>
-        <w:t xml:space="preserve">The Test Case Matrix has since been executed end-to-end: 48 of the 52 cases are recorded Pass, each with its Actual Result, Tester, and Date. DEF-031 and DEF-032 were surfaced by that run and were fixed and re-verified within it. The remaining four cases, TC-049 to TC-052, cover the reworked suggestion lists that closed DEF-030 and are written but not yet executed against this build.</w:t>
+        <w:t xml:space="preserve">The Test Case Matrix has since been executed end-to-end against the current build: all 52 cases are recorded Pass, each with its Actual Result, Tester, and Date. DEF-031 and DEF-032 were surfaced by that run and were fixed and re-verified within it. TC-049 to TC-052 cover the reworked suggestion lists that closed DEF-030, and were verified against a database created from scratch, with the results checked against the stored rows rather than the screen alone.</w:t>
       </w:r>
     </w:p>
     <w:tbl>
@@ -2095,7 +2095,7 @@
                 <w:sz w:val="22"/>
                 <w:szCs w:val="22"/>
               </w:rPr>
-              <w:t xml:space="preserve">Execute TC-049 to TC-052 against the current build, which closes out DEF-030 and completes the loop between planning, testing, and defect tracking that this document describes. Beyond that, what remains is deliberately deferred: DEF-021, and thermal printer testing, which cannot begin until the hardware is purchased. Any change made from here re-runs the affected Test Case Matrix rows, and any failure becomes a new Defect Log entry.</w:t>
+              <w:t xml:space="preserve">Every test case is executed and every defect but one is closed, so the loop between planning, testing, and defect tracking that this document describes is complete for this round. What remains is deliberately deferred: DEF-021, and thermal printer testing, which cannot begin until the hardware is purchased. Any change made from here re-runs the affected Test Case Matrix rows, and any failure becomes a new Defect Log entry.</w:t>
             </w:r>
           </w:p>
         </w:tc>

--- a/docs/Software_Test_Plan.docx
+++ b/docs/Software_Test_Plan.docx
@@ -1977,7 +1977,7 @@
         <w:spacing w:after="80"/>
       </w:pPr>
       <w:r>
-        <w:t xml:space="preserve">Test Case Matrix (Test_Case_Matrix.xlsx) — 52 test cases across 12 functional modules, each tagged with the test design technique used and a priority level.</w:t>
+        <w:t xml:space="preserve">Test Case Matrix (Test_Case_Matrix.xlsx) — 53 test cases across 13 functional modules, each tagged with the test design technique used and a priority level.</w:t>
       </w:r>
     </w:p>
     <w:p>
@@ -2011,7 +2011,7 @@
         <w:spacing w:after="80"/>
       </w:pPr>
       <w:r>
-        <w:t xml:space="preserve">31 of 32 logged defects are Fixed; 1 remains Open — DEF-021, a Low severity note about calibration keys left orphaned in GlobalSettings by an earlier refactor, deferred by the project owner as non-blocking.</w:t>
+        <w:t xml:space="preserve">All 32 logged defects are Fixed and none remain Open.</w:t>
       </w:r>
     </w:p>
     <w:p>
@@ -2037,7 +2037,7 @@
         <w:spacing w:after="80"/>
       </w:pPr>
       <w:r>
-        <w:t xml:space="preserve">The Test Case Matrix has since been executed end-to-end against the current build: all 52 cases are recorded Pass, each with its Actual Result, Tester, and Date. DEF-031 and DEF-032 were surfaced by that run and were fixed and re-verified within it. TC-049 to TC-052 cover the reworked suggestion lists that closed DEF-030, and were verified against a database created from scratch, with the results checked against the stored rows rather than the screen alone.</w:t>
+        <w:t xml:space="preserve">The Test Case Matrix has since been executed end-to-end against the current build: all 53 cases are recorded Pass, each with its Actual Result, Tester, and Date. DEF-031 and DEF-032 were surfaced by that run and were fixed and re-verified within it. TC-049 to TC-052 cover the reworked suggestion lists that closed DEF-030, and TC-053 the in-place upgrade of a database created by an earlier build, which closed DEF-021. Throughout, results were checked against the stored rows rather than against the screen alone.</w:t>
       </w:r>
     </w:p>
     <w:tbl>
@@ -2095,7 +2095,7 @@
                 <w:sz w:val="22"/>
                 <w:szCs w:val="22"/>
               </w:rPr>
-              <w:t xml:space="preserve">Every test case is executed and every defect but one is closed, so the loop between planning, testing, and defect tracking that this document describes is complete for this round. What remains is deliberately deferred: DEF-021, and thermal printer testing, which cannot begin until the hardware is purchased. Any change made from here re-runs the affected Test Case Matrix rows, and any failure becomes a new Defect Log entry.</w:t>
+              <w:t xml:space="preserve">Every test case is executed and every defect is closed, so the loop between planning, testing, and defect tracking that this document describes is complete. The one item still outstanding is thermal printer testing, which cannot begin until the hardware is purchased and is recorded as out of scope in Section 2.2. Any change made from here re-runs the affected Test Case Matrix rows, and any failure becomes a new Defect Log entry.</w:t>
             </w:r>
           </w:p>
         </w:tc>

--- a/docs/Software_Test_Plan.docx
+++ b/docs/Software_Test_Plan.docx
@@ -102,7 +102,7 @@
           <w:sz w:val="22"/>
           <w:szCs w:val="22"/>
         </w:rPr>
-        <w:t xml:space="preserve">Version: 1.1  |  Date: 11 August 2026</w:t>
+        <w:t xml:space="preserve">Version: 1.2  |  Date: 18 August 2026</w:t>
       </w:r>
     </w:p>
     <w:p>
@@ -1977,20 +1977,20 @@
         <w:spacing w:after="80"/>
       </w:pPr>
       <w:r>
-        <w:t xml:space="preserve">Test Case Matrix (Test_Case_Matrix.xlsx) — 53 test cases across 13 functional modules, each tagged with the test design technique used and a priority level.</w:t>
-      </w:r>
-    </w:p>
-    <w:p>
-      <w:pPr>
-        <w:pStyle w:val="ListParagraph"/>
-        <w:numPr>
-          <w:ilvl w:val="0"/>
-          <w:numId w:val="2"/>
-        </w:numPr>
-        <w:spacing w:after="80"/>
-      </w:pPr>
-      <w:r>
-        <w:t xml:space="preserve">Defect Log (Defect_Log.xlsx) — 32 logged defects spanning five code review rounds and three user acceptance testing rounds, with severity, priority, root cause, and resolution recorded for each.</w:t>
+        <w:t xml:space="preserve">Test Case Matrix (Test_Case_Matrix.xlsx) — 59 test cases across 14 functional modules, each tagged with the test design technique used and a priority level.</w:t>
+      </w:r>
+    </w:p>
+    <w:p>
+      <w:pPr>
+        <w:pStyle w:val="ListParagraph"/>
+        <w:numPr>
+          <w:ilvl w:val="0"/>
+          <w:numId w:val="2"/>
+        </w:numPr>
+        <w:spacing w:after="80"/>
+      </w:pPr>
+      <w:r>
+        <w:t xml:space="preserve">Defect Log (Defect_Log.xlsx) — 38 logged defects spanning five code review rounds, three user acceptance testing rounds and one customer review round, with severity, priority, root cause, and resolution recorded for each.</w:t>
       </w:r>
     </w:p>
     <w:p>
@@ -2011,7 +2011,7 @@
         <w:spacing w:after="80"/>
       </w:pPr>
       <w:r>
-        <w:t xml:space="preserve">All 32 logged defects are Fixed and none remain Open.</w:t>
+        <w:t xml:space="preserve">All 38 logged defects are Fixed and none remain Open. The last two to carry a qualifier, DEF-009 and DEF-010, were closed once the full matrix run re-exercised them.</w:t>
       </w:r>
     </w:p>
     <w:p>
@@ -2037,7 +2037,7 @@
         <w:spacing w:after="80"/>
       </w:pPr>
       <w:r>
-        <w:t xml:space="preserve">The Test Case Matrix has since been executed end-to-end against the current build: all 53 cases are recorded Pass, each with its Actual Result, Tester, and Date. DEF-031 and DEF-032 were surfaced by that run and were fixed and re-verified within it. TC-049 to TC-052 cover the reworked suggestion lists that closed DEF-030, and TC-053 the in-place upgrade of a database created by an earlier build, which closed DEF-021. Throughout, results were checked against the stored rows rather than against the screen alone.</w:t>
+        <w:t xml:space="preserve">The Test Case Matrix has been executed end-to-end against the current build: all 59 cases are recorded Pass, each with its Actual Result, Tester, and Date. TC-049 to TC-052 cover the reworked suggestion lists that closed DEF-030, and TC-053 the in-place upgrade of a database created by an earlier build, which closed DEF-021. Throughout, results were checked against the stored rows rather than against the screen alone.</w:t>
       </w:r>
     </w:p>
     <w:tbl>
@@ -2095,7 +2095,7 @@
                 <w:sz w:val="22"/>
                 <w:szCs w:val="22"/>
               </w:rPr>
-              <w:t xml:space="preserve">Every test case is executed and every defect is closed, so the loop between planning, testing, and defect tracking that this document describes is complete. The one item still outstanding is thermal printer testing, which cannot begin until the hardware is purchased and is recorded as out of scope in Section 2.2. Any change made from here re-runs the affected Test Case Matrix rows, and any failure becomes a new Defect Log entry.</w:t>
+              <w:t xml:space="preserve">A first round of customer review has since been completed. It is recorded in the Defect Log as Customer Testing Round 1, deliberately distinguished from defects found in live operation, of which there have been none because the system is not yet deployed. That round produced six entries, DEF-033 to DEF-038: a multi-copy arrangement fixed to one orientation, PDF output that arrived unnamed, a company logo that could not travel to another machine, a cancelled save that nonetheless marked a slip printed, an overlapping Printer Settings layout, and a landscape setting that rotated the paper without rotating the content. TC-054 to TC-059 cover them and all six are closed. Every test case is executed and every defect is closed, so the loop between planning, testing, and defect tracking that this document describes is complete. The one item still outstanding is thermal printer testing, which cannot begin until the hardware is purchased and is recorded as out of scope in Section 2.2. Any change made from here re-runs the affected Test Case Matrix rows, and any failure becomes a new Defect Log entry.</w:t>
             </w:r>
           </w:p>
         </w:tc>

--- a/docs/Software_Test_Plan.docx
+++ b/docs/Software_Test_Plan.docx
@@ -102,7 +102,7 @@
           <w:sz w:val="22"/>
           <w:szCs w:val="22"/>
         </w:rPr>
-        <w:t xml:space="preserve">Version: 1.2  |  Date: 18 August 2026</w:t>
+        <w:t xml:space="preserve">Version: 1.3  |  Date: 19 August 2026</w:t>
       </w:r>
     </w:p>
     <w:p>
@@ -1977,20 +1977,20 @@
         <w:spacing w:after="80"/>
       </w:pPr>
       <w:r>
-        <w:t xml:space="preserve">Test Case Matrix (Test_Case_Matrix.xlsx) — 59 test cases across 14 functional modules, each tagged with the test design technique used and a priority level.</w:t>
-      </w:r>
-    </w:p>
-    <w:p>
-      <w:pPr>
-        <w:pStyle w:val="ListParagraph"/>
-        <w:numPr>
-          <w:ilvl w:val="0"/>
-          <w:numId w:val="2"/>
-        </w:numPr>
-        <w:spacing w:after="80"/>
-      </w:pPr>
-      <w:r>
-        <w:t xml:space="preserve">Defect Log (Defect_Log.xlsx) — 38 logged defects spanning five code review rounds, three user acceptance testing rounds and one customer review round, with severity, priority, root cause, and resolution recorded for each.</w:t>
+        <w:t xml:space="preserve">Test Case Matrix (Test_Case_Matrix.xlsx) — 65 test cases across 15 functional modules, each tagged with the test design technique used and a priority level.</w:t>
+      </w:r>
+    </w:p>
+    <w:p>
+      <w:pPr>
+        <w:pStyle w:val="ListParagraph"/>
+        <w:numPr>
+          <w:ilvl w:val="0"/>
+          <w:numId w:val="2"/>
+        </w:numPr>
+        <w:spacing w:after="80"/>
+      </w:pPr>
+      <w:r>
+        <w:t xml:space="preserve">Defect Log (Defect_Log.xlsx) — 41 logged defects spanning six code review rounds, four user acceptance testing rounds and one customer review round, with severity, priority, root cause, and resolution recorded for each.</w:t>
       </w:r>
     </w:p>
     <w:p>
@@ -2011,7 +2011,7 @@
         <w:spacing w:after="80"/>
       </w:pPr>
       <w:r>
-        <w:t xml:space="preserve">All 38 logged defects are Fixed and none remain Open. The last two to carry a qualifier, DEF-009 and DEF-010, were closed once the full matrix run re-exercised them.</w:t>
+        <w:t xml:space="preserve">All 41 logged defects are Fixed and none remain Open. By severity: 5 Critical, 11 High, 9 Medium, 16 Low. By discovery method: 23 Code Review, 16 User Acceptance Testing, 2 Customer Acceptance Testing.</w:t>
       </w:r>
     </w:p>
     <w:p>
@@ -2037,7 +2037,7 @@
         <w:spacing w:after="80"/>
       </w:pPr>
       <w:r>
-        <w:t xml:space="preserve">The Test Case Matrix has been executed end-to-end against the current build: all 59 cases are recorded Pass, each with its Actual Result, Tester, and Date. TC-049 to TC-052 cover the reworked suggestion lists that closed DEF-030, and TC-053 the in-place upgrade of a database created by an earlier build, which closed DEF-021. Throughout, results were checked against the stored rows rather than against the screen alone.</w:t>
+        <w:t xml:space="preserve">The Test Case Matrix has since been executed end-to-end against the current build: all 65 cases are recorded Pass, each with its Actual Result, Tester, and Date. Work carried out after the first full run brought its own cases and its own defects with it. TC-049 to TC-052 cover the reworked suggestion lists that closed DEF-030; TC-053 the in-place upgrade of a database created by an earlier build, which closed DEF-021; TC-054 to TC-059 the multi-copy print arrangements, PDF naming and page orientation raised in the customer review; TC-060 to TC-062 the restore path and the move to change-driven backups; and TC-063 to TC-065 the single-machine licence. Throughout, results were checked against the stored rows and the files on disk rather than against the screen alone.</w:t>
       </w:r>
     </w:p>
     <w:tbl>
@@ -2095,7 +2095,7 @@
                 <w:sz w:val="22"/>
                 <w:szCs w:val="22"/>
               </w:rPr>
-              <w:t xml:space="preserve">A first round of customer review has since been completed. It is recorded in the Defect Log as Customer Testing Round 1, deliberately distinguished from defects found in live operation, of which there have been none because the system is not yet deployed. That round produced six entries, DEF-033 to DEF-038: a multi-copy arrangement fixed to one orientation, PDF output that arrived unnamed, a company logo that could not travel to another machine, a cancelled save that nonetheless marked a slip printed, an overlapping Printer Settings layout, and a landscape setting that rotated the paper without rotating the content. TC-054 to TC-059 cover them and all six are closed. Every test case is executed and every defect is closed, so the loop between planning, testing, and defect tracking that this document describes is complete. The one item still outstanding is thermal printer testing, which cannot begin until the hardware is purchased and is recorded as out of scope in Section 2.2. Any change made from here re-runs the affected Test Case Matrix rows, and any failure becomes a new Defect Log entry.</w:t>
+              <w:t xml:space="preserve">A first round of customer review has since been completed. It is recorded in the Defect Log as Customer Testing Round 1, deliberately distinguished from defects found in live operation, of which there have been none because the system is not yet deployed. That round produced six entries, DEF-033 to DEF-038: a multi-copy arrangement fixed to one orientation, PDF output that arrived unnamed, a company logo that could not travel to another machine, a cancelled save that nonetheless marked a slip printed, an overlapping Printer Settings layout, and a landscape setting that rotated the paper without rotating the content. TC-054 to TC-059 cover them and all six are closed. Every test case is executed and every defect is closed, so the loop between planning, testing, and defect tracking that this document describes is complete. The one item still outstanding is thermal printer testing, which cannot begin until the hardware is purchased and is recorded as out of scope in Section 2.2. Any change made from here re-runs the affected Test Case Matrix rows, and any failure becomes a new Defect Log entry. Two findings from the later rounds are worth carrying forward rather than simply filing. DEF-038 and DEF-041 were High and Critical respectively, both lay in code that had already been written and reviewed, and both were caught only by running the program against real paper and real hardware - one arranged landscape content onto a portrait sheet, the other refused the very computer its own licence had been issued for. Static review remains the cheaper pass and caught the larger share, but neither of those two would have surfaced without execution, which is precisely the argument Section 4 makes for keeping System and User Acceptance testing formal rather than incidental.</w:t>
             </w:r>
           </w:p>
         </w:tc>

--- a/docs/Software_Test_Plan.docx
+++ b/docs/Software_Test_Plan.docx
@@ -102,7 +102,7 @@
           <w:sz w:val="22"/>
           <w:szCs w:val="22"/>
         </w:rPr>
-        <w:t xml:space="preserve">Version: 1.3  |  Date: 19 August 2026</w:t>
+        <w:t xml:space="preserve">Version: 1.4  |  Date: 19 August 2026</w:t>
       </w:r>
     </w:p>
     <w:p>
@@ -1977,20 +1977,20 @@
         <w:spacing w:after="80"/>
       </w:pPr>
       <w:r>
-        <w:t xml:space="preserve">Test Case Matrix (Test_Case_Matrix.xlsx) — 65 test cases across 15 functional modules, each tagged with the test design technique used and a priority level.</w:t>
-      </w:r>
-    </w:p>
-    <w:p>
-      <w:pPr>
-        <w:pStyle w:val="ListParagraph"/>
-        <w:numPr>
-          <w:ilvl w:val="0"/>
-          <w:numId w:val="2"/>
-        </w:numPr>
-        <w:spacing w:after="80"/>
-      </w:pPr>
-      <w:r>
-        <w:t xml:space="preserve">Defect Log (Defect_Log.xlsx) — 41 logged defects spanning six code review rounds, four user acceptance testing rounds and one customer review round, with severity, priority, root cause, and resolution recorded for each.</w:t>
+        <w:t xml:space="preserve">Test Case Matrix (Test_Case_Matrix.xlsx) — 69 test cases across 16 functional modules, each tagged with the test design technique used and a priority level.</w:t>
+      </w:r>
+    </w:p>
+    <w:p>
+      <w:pPr>
+        <w:pStyle w:val="ListParagraph"/>
+        <w:numPr>
+          <w:ilvl w:val="0"/>
+          <w:numId w:val="2"/>
+        </w:numPr>
+        <w:spacing w:after="80"/>
+      </w:pPr>
+      <w:r>
+        <w:t xml:space="preserve">Defect Log (Defect_Log.xlsx) — 43 logged defects spanning seven code review rounds, five user acceptance testing rounds and one customer review round, with severity, priority, root cause, and resolution recorded for each.</w:t>
       </w:r>
     </w:p>
     <w:p>
@@ -2011,7 +2011,7 @@
         <w:spacing w:after="80"/>
       </w:pPr>
       <w:r>
-        <w:t xml:space="preserve">All 41 logged defects are Fixed and none remain Open. By severity: 5 Critical, 11 High, 9 Medium, 16 Low. By discovery method: 23 Code Review, 16 User Acceptance Testing, 2 Customer Acceptance Testing.</w:t>
+        <w:t xml:space="preserve">All 43 logged defects are Fixed and none remain Open. By severity: 5 Critical, 12 High, 9 Medium, 17 Low. By discovery method: 24 Code Review, 17 User Acceptance Testing, 2 Customer Acceptance Testing.</w:t>
       </w:r>
     </w:p>
     <w:p>
@@ -2037,7 +2037,7 @@
         <w:spacing w:after="80"/>
       </w:pPr>
       <w:r>
-        <w:t xml:space="preserve">The Test Case Matrix has since been executed end-to-end against the current build: all 65 cases are recorded Pass, each with its Actual Result, Tester, and Date. Work carried out after the first full run brought its own cases and its own defects with it. TC-049 to TC-052 cover the reworked suggestion lists that closed DEF-030; TC-053 the in-place upgrade of a database created by an earlier build, which closed DEF-021; TC-054 to TC-059 the multi-copy print arrangements, PDF naming and page orientation raised in the customer review; TC-060 to TC-062 the restore path and the move to change-driven backups; and TC-063 to TC-065 the single-machine licence. Throughout, results were checked against the stored rows and the files on disk rather than against the screen alone.</w:t>
+        <w:t xml:space="preserve">The Test Case Matrix has since been executed end-to-end against the current build: all 69 cases are recorded Pass, each with its Actual Result, Tester, and Date. Work carried out after the first full run brought its own cases and its own defects with it. TC-049 to TC-052 cover the reworked suggestion lists that closed DEF-030; TC-053 the in-place upgrade of a database created by an earlier build, which closed DEF-021; TC-054 to TC-059 the multi-copy print arrangements, PDF naming and page orientation raised in the customer review; TC-060 to TC-062 the restore path and the move to change-driven backups; TC-063 to TC-065 the single-machine licence; and TC-066 to TC-069 the printer calibration and the installer, including an upgrade over an existing installation leaving the operator's records untouched. Throughout, results were checked against the stored rows, the files on disk and the printed sheet rather than against the screen alone.</w:t>
       </w:r>
     </w:p>
     <w:tbl>
@@ -2095,7 +2095,7 @@
                 <w:sz w:val="22"/>
                 <w:szCs w:val="22"/>
               </w:rPr>
-              <w:t xml:space="preserve">A first round of customer review has since been completed. It is recorded in the Defect Log as Customer Testing Round 1, deliberately distinguished from defects found in live operation, of which there have been none because the system is not yet deployed. That round produced six entries, DEF-033 to DEF-038: a multi-copy arrangement fixed to one orientation, PDF output that arrived unnamed, a company logo that could not travel to another machine, a cancelled save that nonetheless marked a slip printed, an overlapping Printer Settings layout, and a landscape setting that rotated the paper without rotating the content. TC-054 to TC-059 cover them and all six are closed. Every test case is executed and every defect is closed, so the loop between planning, testing, and defect tracking that this document describes is complete. The one item still outstanding is thermal printer testing, which cannot begin until the hardware is purchased and is recorded as out of scope in Section 2.2. Any change made from here re-runs the affected Test Case Matrix rows, and any failure becomes a new Defect Log entry. Two findings from the later rounds are worth carrying forward rather than simply filing. DEF-038 and DEF-041 were High and Critical respectively, both lay in code that had already been written and reviewed, and both were caught only by running the program against real paper and real hardware - one arranged landscape content onto a portrait sheet, the other refused the very computer its own licence had been issued for. Static review remains the cheaper pass and caught the larger share, but neither of those two would have surfaced without execution, which is precisely the argument Section 4 makes for keeping System and User Acceptance testing formal rather than incidental.</w:t>
+              <w:t xml:space="preserve">A first round of customer review has since been completed. It is recorded in the Defect Log as Customer Testing Round 1, deliberately distinguished from defects found in live operation, of which there have been none because the system is not yet deployed. That round produced six entries, DEF-033 to DEF-038: a multi-copy arrangement fixed to one orientation, PDF output that arrived unnamed, a company logo that could not travel to another machine, a cancelled save that nonetheless marked a slip printed, an overlapping Printer Settings layout, and a landscape setting that rotated the paper without rotating the content. TC-054 to TC-059 cover them and all six are closed. Every test case is executed and every defect is closed, so the loop between planning, testing, and defect tracking that this document describes is complete. The one item still outstanding is thermal printer testing, which cannot begin until the hardware is purchased and is recorded as out of scope in Section 2.2. Any change made from here re-runs the affected Test Case Matrix rows, and any failure becomes a new Defect Log entry. Two findings from the later rounds are worth carrying forward rather than simply filing. DEF-038 and DEF-041 were High and Critical respectively, both lay in code that had already been written and reviewed, and both were caught only by running the program against real paper and real hardware - one arranged landscape content onto a portrait sheet, the other refused the very computer its own licence had been issued for. Static review remains the cheaper pass and caught the larger share, but neither of those two would have surfaced without execution, which is precisely the argument Section 4 makes for keeping System and User Acceptance testing formal rather than incidental. Two findings from the later rounds are worth carrying forward rather than simply filing. DEF-038 and DEF-041 were High and Critical respectively, both lay in code that had already been written and reviewed, and both were caught only by running the program against real paper and real hardware - one arranged landscape content onto a portrait sheet, the other refused the very computer its own licence had been issued for. Static review remains the cheaper pass and caught the larger share, but neither of those two would have surfaced without execution, which is precisely the argument Section 4 makes for keeping System and User Acceptance testing formal rather than incidental.</w:t>
             </w:r>
           </w:p>
         </w:tc>

--- a/docs/Software_Test_Plan.docx
+++ b/docs/Software_Test_Plan.docx
@@ -102,7 +102,7 @@
           <w:sz w:val="22"/>
           <w:szCs w:val="22"/>
         </w:rPr>
-        <w:t xml:space="preserve">Version: 1.4  |  Date: 19 August 2026</w:t>
+        <w:t xml:space="preserve">Version: 1.5  |  Date: 19 August 2026</w:t>
       </w:r>
     </w:p>
     <w:p>
@@ -1977,7 +1977,7 @@
         <w:spacing w:after="80"/>
       </w:pPr>
       <w:r>
-        <w:t xml:space="preserve">Test Case Matrix (Test_Case_Matrix.xlsx) — 69 test cases across 16 functional modules, each tagged with the test design technique used and a priority level.</w:t>
+        <w:t xml:space="preserve">Test Case Matrix (Test_Case_Matrix.xlsx) — 70 test cases across 16 functional modules, each tagged with the test design technique used and a priority level.</w:t>
       </w:r>
     </w:p>
     <w:p>
@@ -2037,7 +2037,7 @@
         <w:spacing w:after="80"/>
       </w:pPr>
       <w:r>
-        <w:t xml:space="preserve">The Test Case Matrix has since been executed end-to-end against the current build: all 69 cases are recorded Pass, each with its Actual Result, Tester, and Date. Work carried out after the first full run brought its own cases and its own defects with it. TC-049 to TC-052 cover the reworked suggestion lists that closed DEF-030; TC-053 the in-place upgrade of a database created by an earlier build, which closed DEF-021; TC-054 to TC-059 the multi-copy print arrangements, PDF naming and page orientation raised in the customer review; TC-060 to TC-062 the restore path and the move to change-driven backups; TC-063 to TC-065 the single-machine licence; and TC-066 to TC-069 the printer calibration and the installer, including an upgrade over an existing installation leaving the operator's records untouched. Throughout, results were checked against the stored rows, the files on disk and the printed sheet rather than against the screen alone.</w:t>
+        <w:t xml:space="preserve">The Test Case Matrix has since been executed end-to-end against the current build: all 70 cases are recorded Pass, each with its Actual Result, Tester, and Date. Work carried out after the first full run brought its own cases and its own defects with it. TC-049 to TC-052 cover the reworked suggestion lists that closed DEF-030; TC-053 the in-place upgrade of a database created by an earlier build, which closed DEF-021; TC-054 to TC-059 the multi-copy print arrangements, PDF naming and page orientation raised in the customer review; TC-060 to TC-062 the restore path and the move to change-driven backups; TC-063 to TC-065 the single-machine licence; and TC-066 to TC-070 the printer calibration and the installer, covering a clean install onto a machine holding no data, an installation alongside existing records, and an upgrade over an existing installation - the last two leaving the operator's records untouched. Throughout, results were checked against the stored rows, the files on disk and the printed sheet rather than against the screen alone.</w:t>
       </w:r>
     </w:p>
     <w:tbl>
